--- a/docs/dla-fundacji/Zalacznik-4-Zgoda-i-RODO-projekt.docx
+++ b/docs/dla-fundacji/Zalacznik-4-Zgoda-i-RODO-projekt.docx
@@ -84,7 +84,7 @@
         <w:pStyle w:val="ListBullet"/>
       </w:pPr>
       <w:r>
-        <w:t>Technicznie: odpowiedzi zbiera Worker na platformie Cloudflare z magazynem KV, limitem zapytań i eksportem CSV tylko z tokenem administratora.</w:t>
+        <w:t>Technicznie: w repozytorium jest kod Workera na platformie Cloudflare (magazyn KV, limit zapytań, eksport CSV tylko z tokenem administratora). Czy jest wdrożony i używany, trzeba potwierdzić.</w:t>
       </w:r>
     </w:p>
     <w:p>
